--- a/Module 4/Rozendaal_TestPlan.docx
+++ b/Module 4/Rozendaal_TestPlan.docx
@@ -74,6 +74,14 @@
                 <w:szCs w:val="20"/>
               </w:rPr>
             </w:pPr>
+            <w:r>
+              <w:rPr>
+                <w:rFonts w:ascii="Arial" w:hAnsi="Arial" w:cs="Arial"/>
+                <w:sz w:val="20"/>
+                <w:szCs w:val="20"/>
+              </w:rPr>
+              <w:t>Name: Matthew Rozendaal</w:t>
+            </w:r>
           </w:p>
         </w:tc>
       </w:tr>
@@ -138,6 +146,14 @@
                 <w:szCs w:val="20"/>
               </w:rPr>
             </w:pPr>
+            <w:r>
+              <w:rPr>
+                <w:rFonts w:ascii="Arial" w:hAnsi="Arial" w:cs="Arial"/>
+                <w:sz w:val="20"/>
+                <w:szCs w:val="20"/>
+              </w:rPr>
+              <w:t>Assignment: Mod 4.2</w:t>
+            </w:r>
           </w:p>
         </w:tc>
       </w:tr>
@@ -355,6 +371,10 @@
             <w:rPr>
               <w:rFonts w:eastAsiaTheme="minorEastAsia"/>
               <w:noProof/>
+              <w:kern w:val="2"/>
+              <w:sz w:val="24"/>
+              <w:szCs w:val="24"/>
+              <w14:ligatures w14:val="standardContextual"/>
             </w:rPr>
           </w:pPr>
           <w:r>
@@ -375,7 +395,7 @@
             </w:rPr>
             <w:fldChar w:fldCharType="separate"/>
           </w:r>
-          <w:hyperlink w:anchor="_Toc132718195" w:history="1">
+          <w:hyperlink w:anchor="_Toc233058128" w:history="1">
             <w:r>
               <w:rPr>
                 <w:rStyle w:val="Hyperlink"/>
@@ -384,7 +404,7 @@
                 <w:bCs/>
                 <w:noProof/>
               </w:rPr>
-              <w:t>&lt;DESCRIPTION&gt;</w:t>
+              <w:t>Landing Page Inputs</w:t>
             </w:r>
             <w:r>
               <w:rPr>
@@ -405,7 +425,7 @@
                 <w:noProof/>
                 <w:webHidden/>
               </w:rPr>
-              <w:instrText xml:space="preserve"> PAGEREF _Toc132718195 \h </w:instrText>
+              <w:instrText xml:space="preserve"> PAGEREF _Toc233058128 \h </w:instrText>
             </w:r>
             <w:r>
               <w:rPr>
@@ -445,9 +465,13 @@
             <w:rPr>
               <w:rFonts w:eastAsiaTheme="minorEastAsia"/>
               <w:noProof/>
+              <w:kern w:val="2"/>
+              <w:sz w:val="24"/>
+              <w:szCs w:val="24"/>
+              <w14:ligatures w14:val="standardContextual"/>
             </w:rPr>
           </w:pPr>
-          <w:hyperlink w:anchor="_Toc132718196" w:history="1">
+          <w:hyperlink w:anchor="_Toc233058129" w:history="1">
             <w:r>
               <w:rPr>
                 <w:rStyle w:val="Hyperlink"/>
@@ -456,7 +480,7 @@
                 <w:bCs/>
                 <w:noProof/>
               </w:rPr>
-              <w:t>&lt;DESCRIPTION&gt;</w:t>
+              <w:t>Edit existing Task</w:t>
             </w:r>
             <w:r>
               <w:rPr>
@@ -477,7 +501,7 @@
                 <w:noProof/>
                 <w:webHidden/>
               </w:rPr>
-              <w:instrText xml:space="preserve"> PAGEREF _Toc132718196 \h </w:instrText>
+              <w:instrText xml:space="preserve"> PAGEREF _Toc233058129 \h </w:instrText>
             </w:r>
             <w:r>
               <w:rPr>
@@ -497,7 +521,7 @@
                 <w:noProof/>
                 <w:webHidden/>
               </w:rPr>
-              <w:t>2</w:t>
+              <w:t>3</w:t>
             </w:r>
             <w:r>
               <w:rPr>
@@ -517,9 +541,13 @@
             <w:rPr>
               <w:rFonts w:eastAsiaTheme="minorEastAsia"/>
               <w:noProof/>
+              <w:kern w:val="2"/>
+              <w:sz w:val="24"/>
+              <w:szCs w:val="24"/>
+              <w14:ligatures w14:val="standardContextual"/>
             </w:rPr>
           </w:pPr>
-          <w:hyperlink w:anchor="_Toc132718197" w:history="1">
+          <w:hyperlink w:anchor="_Toc233058130" w:history="1">
             <w:r>
               <w:rPr>
                 <w:rStyle w:val="Hyperlink"/>
@@ -528,7 +556,7 @@
                 <w:bCs/>
                 <w:noProof/>
               </w:rPr>
-              <w:t>&lt;DESCRIPTION&gt;</w:t>
+              <w:t>Delete Existing task</w:t>
             </w:r>
             <w:r>
               <w:rPr>
@@ -549,7 +577,7 @@
                 <w:noProof/>
                 <w:webHidden/>
               </w:rPr>
-              <w:instrText xml:space="preserve"> PAGEREF _Toc132718197 \h </w:instrText>
+              <w:instrText xml:space="preserve"> PAGEREF _Toc233058130 \h </w:instrText>
             </w:r>
             <w:r>
               <w:rPr>
@@ -570,6 +598,158 @@
                 <w:webHidden/>
               </w:rPr>
               <w:t>3</w:t>
+            </w:r>
+            <w:r>
+              <w:rPr>
+                <w:noProof/>
+                <w:webHidden/>
+              </w:rPr>
+              <w:fldChar w:fldCharType="end"/>
+            </w:r>
+          </w:hyperlink>
+        </w:p>
+        <w:p>
+          <w:pPr>
+            <w:pStyle w:val="TOC1"/>
+            <w:tabs>
+              <w:tab w:val="right" w:leader="dot" w:pos="12950"/>
+            </w:tabs>
+            <w:rPr>
+              <w:rFonts w:eastAsiaTheme="minorEastAsia"/>
+              <w:noProof/>
+              <w:kern w:val="2"/>
+              <w:sz w:val="24"/>
+              <w:szCs w:val="24"/>
+              <w14:ligatures w14:val="standardContextual"/>
+            </w:rPr>
+          </w:pPr>
+          <w:hyperlink w:anchor="_Toc233058131" w:history="1">
+            <w:r>
+              <w:rPr>
+                <w:rStyle w:val="Hyperlink"/>
+                <w:rFonts w:ascii="Arial" w:hAnsi="Arial" w:cs="Arial"/>
+                <w:b/>
+                <w:bCs/>
+                <w:noProof/>
+              </w:rPr>
+              <w:t>Create new ToDo Item</w:t>
+            </w:r>
+            <w:r>
+              <w:rPr>
+                <w:noProof/>
+                <w:webHidden/>
+              </w:rPr>
+              <w:tab/>
+            </w:r>
+            <w:r>
+              <w:rPr>
+                <w:noProof/>
+                <w:webHidden/>
+              </w:rPr>
+              <w:fldChar w:fldCharType="begin"/>
+            </w:r>
+            <w:r>
+              <w:rPr>
+                <w:noProof/>
+                <w:webHidden/>
+              </w:rPr>
+              <w:instrText xml:space="preserve"> PAGEREF _Toc233058131 \h </w:instrText>
+            </w:r>
+            <w:r>
+              <w:rPr>
+                <w:noProof/>
+                <w:webHidden/>
+              </w:rPr>
+            </w:r>
+            <w:r>
+              <w:rPr>
+                <w:noProof/>
+                <w:webHidden/>
+              </w:rPr>
+              <w:fldChar w:fldCharType="separate"/>
+            </w:r>
+            <w:r>
+              <w:rPr>
+                <w:noProof/>
+                <w:webHidden/>
+              </w:rPr>
+              <w:t>4</w:t>
+            </w:r>
+            <w:r>
+              <w:rPr>
+                <w:noProof/>
+                <w:webHidden/>
+              </w:rPr>
+              <w:fldChar w:fldCharType="end"/>
+            </w:r>
+          </w:hyperlink>
+        </w:p>
+        <w:p>
+          <w:pPr>
+            <w:pStyle w:val="TOC1"/>
+            <w:tabs>
+              <w:tab w:val="right" w:leader="dot" w:pos="12950"/>
+            </w:tabs>
+            <w:rPr>
+              <w:rFonts w:eastAsiaTheme="minorEastAsia"/>
+              <w:noProof/>
+              <w:kern w:val="2"/>
+              <w:sz w:val="24"/>
+              <w:szCs w:val="24"/>
+              <w14:ligatures w14:val="standardContextual"/>
+            </w:rPr>
+          </w:pPr>
+          <w:hyperlink w:anchor="_Toc233058132" w:history="1">
+            <w:r>
+              <w:rPr>
+                <w:rStyle w:val="Hyperlink"/>
+                <w:rFonts w:ascii="Arial" w:hAnsi="Arial" w:cs="Arial"/>
+                <w:b/>
+                <w:bCs/>
+                <w:noProof/>
+              </w:rPr>
+              <w:t>Make sure is screen size responsive</w:t>
+            </w:r>
+            <w:r>
+              <w:rPr>
+                <w:noProof/>
+                <w:webHidden/>
+              </w:rPr>
+              <w:tab/>
+            </w:r>
+            <w:r>
+              <w:rPr>
+                <w:noProof/>
+                <w:webHidden/>
+              </w:rPr>
+              <w:fldChar w:fldCharType="begin"/>
+            </w:r>
+            <w:r>
+              <w:rPr>
+                <w:noProof/>
+                <w:webHidden/>
+              </w:rPr>
+              <w:instrText xml:space="preserve"> PAGEREF _Toc233058132 \h </w:instrText>
+            </w:r>
+            <w:r>
+              <w:rPr>
+                <w:noProof/>
+                <w:webHidden/>
+              </w:rPr>
+            </w:r>
+            <w:r>
+              <w:rPr>
+                <w:noProof/>
+                <w:webHidden/>
+              </w:rPr>
+              <w:fldChar w:fldCharType="separate"/>
+            </w:r>
+            <w:r>
+              <w:rPr>
+                <w:noProof/>
+                <w:webHidden/>
+              </w:rPr>
+              <w:t>4</w:t>
             </w:r>
             <w:r>
               <w:rPr>
@@ -748,7 +928,6 @@
           <w:sz w:val="24"/>
           <w:szCs w:val="24"/>
         </w:rPr>
-        <w:lastRenderedPageBreak/>
         <w:t xml:space="preserve"> </w:t>
       </w:r>
     </w:p>
@@ -818,6 +997,7 @@
                 <w:bCs/>
               </w:rPr>
             </w:pPr>
+            <w:bookmarkStart w:id="0" w:name="_Toc233058128"/>
             <w:r>
               <w:rPr>
                 <w:rFonts w:ascii="Arial" w:hAnsi="Arial" w:cs="Arial"/>
@@ -826,6 +1006,7 @@
               </w:rPr>
               <w:t>Landing Page Inputs</w:t>
             </w:r>
+            <w:bookmarkEnd w:id="0"/>
           </w:p>
         </w:tc>
       </w:tr>
@@ -1831,15 +2012,7 @@
                 <w:szCs w:val="24"/>
               </w:rPr>
               <w:lastRenderedPageBreak/>
-              <w:t xml:space="preserve">Test </w:t>
-            </w:r>
-            <w:r>
-              <w:rPr>
-                <w:rFonts w:ascii="Arial" w:hAnsi="Arial" w:cs="Arial"/>
-                <w:sz w:val="24"/>
-                <w:szCs w:val="24"/>
-              </w:rPr>
-              <w:t>2</w:t>
+              <w:t>Test 2</w:t>
             </w:r>
           </w:p>
         </w:tc>
@@ -1857,6 +2030,7 @@
                 <w:bCs/>
               </w:rPr>
             </w:pPr>
+            <w:bookmarkStart w:id="1" w:name="_Toc233058129"/>
             <w:r>
               <w:rPr>
                 <w:rFonts w:ascii="Arial" w:hAnsi="Arial" w:cs="Arial"/>
@@ -1865,6 +2039,7 @@
               </w:rPr>
               <w:t>Edit existing Task</w:t>
             </w:r>
+            <w:bookmarkEnd w:id="1"/>
           </w:p>
         </w:tc>
       </w:tr>
@@ -2903,6 +3078,7 @@
                 <w:bCs/>
               </w:rPr>
             </w:pPr>
+            <w:bookmarkStart w:id="2" w:name="_Toc233058130"/>
             <w:r>
               <w:rPr>
                 <w:rFonts w:ascii="Arial" w:hAnsi="Arial" w:cs="Arial"/>
@@ -2912,6 +3088,7 @@
               </w:rPr>
               <w:t>Delete Existing task</w:t>
             </w:r>
+            <w:bookmarkEnd w:id="2"/>
           </w:p>
         </w:tc>
       </w:tr>
@@ -3629,15 +3806,7 @@
                 <w:sz w:val="24"/>
                 <w:szCs w:val="24"/>
               </w:rPr>
-              <w:t xml:space="preserve">Test </w:t>
-            </w:r>
-            <w:r>
-              <w:rPr>
-                <w:rFonts w:ascii="Arial" w:hAnsi="Arial" w:cs="Arial"/>
-                <w:sz w:val="24"/>
-                <w:szCs w:val="24"/>
-              </w:rPr>
-              <w:t>4</w:t>
+              <w:t>Test 4</w:t>
             </w:r>
           </w:p>
         </w:tc>
@@ -3655,6 +3824,7 @@
                 <w:bCs/>
               </w:rPr>
             </w:pPr>
+            <w:bookmarkStart w:id="3" w:name="_Toc233058131"/>
             <w:r>
               <w:rPr>
                 <w:rFonts w:ascii="Arial" w:hAnsi="Arial" w:cs="Arial"/>
@@ -3663,6 +3833,7 @@
               </w:rPr>
               <w:t>Create new ToDo Item</w:t>
             </w:r>
+            <w:bookmarkEnd w:id="3"/>
           </w:p>
         </w:tc>
       </w:tr>
@@ -3739,17 +3910,7 @@
                 <w:sz w:val="20"/>
                 <w:szCs w:val="20"/>
               </w:rPr>
-              <w:t>Create a new ToDo item in the UI</w:t>
-            </w:r>
-            <w:r>
-              <w:rPr>
-                <w:rFonts w:ascii="Arial" w:hAnsi="Arial" w:cs="Arial"/>
-                <w:b/>
-                <w:bCs/>
-                <w:sz w:val="20"/>
-                <w:szCs w:val="20"/>
-              </w:rPr>
-              <w:t xml:space="preserve"> </w:t>
+              <w:t xml:space="preserve">Create a new ToDo item in the UI </w:t>
             </w:r>
           </w:p>
         </w:tc>
@@ -4519,15 +4680,7 @@
                 <w:sz w:val="24"/>
                 <w:szCs w:val="24"/>
               </w:rPr>
-              <w:t xml:space="preserve">Test </w:t>
-            </w:r>
-            <w:r>
-              <w:rPr>
-                <w:rFonts w:ascii="Arial" w:hAnsi="Arial" w:cs="Arial"/>
-                <w:sz w:val="24"/>
-                <w:szCs w:val="24"/>
-              </w:rPr>
-              <w:t>5</w:t>
+              <w:t>Test 5</w:t>
             </w:r>
           </w:p>
         </w:tc>
@@ -4545,6 +4698,7 @@
                 <w:bCs/>
               </w:rPr>
             </w:pPr>
+            <w:bookmarkStart w:id="4" w:name="_Toc233058132"/>
             <w:r>
               <w:rPr>
                 <w:rFonts w:ascii="Arial" w:hAnsi="Arial" w:cs="Arial"/>
@@ -4553,6 +4707,7 @@
               </w:rPr>
               <w:t>Make sure is screen size responsive</w:t>
             </w:r>
+            <w:bookmarkEnd w:id="4"/>
           </w:p>
         </w:tc>
       </w:tr>
@@ -6299,6 +6454,7 @@
   <w:style w:type="character" w:default="1" w:styleId="DefaultParagraphFont">
     <w:name w:val="Default Paragraph Font"/>
     <w:uiPriority w:val="1"/>
+    <w:semiHidden/>
     <w:unhideWhenUsed/>
   </w:style>
   <w:style w:type="table" w:default="1" w:styleId="TableNormal">
